--- a/assets/Nicholas_Gray_Resume_Research.docx
+++ b/assets/Nicholas_Gray_Resume_Research.docx
@@ -102,7 +102,7 @@
           <w:sz w:val="19"/>
           <w:szCs w:val="19"/>
         </w:rPr>
-        <w:t xml:space="preserve">Experimental design, Survey &amp; instrument development, IRB preparation &amp; submission, Qualitative interviews &amp; analysis, Mixed-methods integration</w:t>
+        <w:t xml:space="preserve">Experimental design, Survey &amp; instrument development, Sampling &amp; power analysis, IRB preparation &amp; submission, Qualitative interviews &amp; analysis, Mixed-methods integration</w:t>
       </w:r>
     </w:p>
     <w:p>
@@ -148,7 +148,7 @@
           <w:sz w:val="19"/>
           <w:szCs w:val="19"/>
         </w:rPr>
-        <w:t xml:space="preserve">Python (proficient), R, SQL / Microsoft SQL Server, Qualtrics, MATLAB, Microsoft Excel (proficient)</w:t>
+        <w:t xml:space="preserve">Python (proficient), R, SPSS, SQL / Microsoft SQL Server, Qualtrics, MATLAB, Microsoft Excel (proficient)</w:t>
       </w:r>
     </w:p>
     <w:p>
